--- a/docs/CSAT Survey Portal - User Guide.docx
+++ b/docs/CSAT Survey Portal - User Guide.docx
@@ -788,7 +788,7 @@
           <w:bCs/>
           <w:b/>
         </w:rPr>
-        <w:t xml:space="preserve">Complex Resolution Survey</w:t>
+        <w:t xml:space="preserve">Managed Network Services Survey - Manual</w:t>
       </w:r>
       <w:r>
         <w:t xml:space="preserve"> </w:t>
@@ -810,7 +810,7 @@
           <w:bCs/>
           <w:b/>
         </w:rPr>
-        <w:t xml:space="preserve">Generic Schedule Survey</w:t>
+        <w:t xml:space="preserve">Managed Network Services Survey - Automatic</w:t>
       </w:r>
       <w:r>
         <w:t xml:space="preserve"> </w:t>
@@ -1043,7 +1043,7 @@
           <w:bCs/>
           <w:b/>
         </w:rPr>
-        <w:t xml:space="preserve">Complex Resolution Survey</w:t>
+        <w:t xml:space="preserve">Managed Network Services Survey - Manual</w:t>
       </w:r>
       <w:r>
         <w:t xml:space="preserve"> </w:t>
@@ -1073,7 +1073,23 @@
         <w:pStyle w:val="FirstParagraph"/>
       </w:pPr>
       <w:r>
-        <w:t xml:space="preserve">When you pick a survey, this box fills in with the survey name to start you</w:t>
+        <w:t xml:space="preserve">When you pick a survey, this box fills in with</w:t>
+      </w:r>
+      <w:r>
+        <w:t xml:space="preserve"> </w:t>
+      </w:r>
+      <w:r>
+        <w:rPr>
+          <w:bCs/>
+          <w:b/>
+        </w:rPr>
+        <w:t xml:space="preserve">How did we do? -</w:t>
+      </w:r>
+      <w:r>
+        <w:t xml:space="preserve"> </w:t>
+      </w:r>
+      <w:r>
+        <w:t xml:space="preserve">to start you</w:t>
       </w:r>
       <w:r>
         <w:t xml:space="preserve"> </w:t>
@@ -1086,6 +1102,26 @@
       </w:r>
       <w:r>
         <w:t xml:space="preserve">email they receive.</w:t>
+      </w:r>
+    </w:p>
+    <w:p>
+      <w:pPr>
+        <w:pStyle w:val="BodyText"/>
+      </w:pPr>
+      <w:r>
+        <w:t xml:space="preserve">That prefix is deliberate. Customers are never shown the internal template</w:t>
+      </w:r>
+      <w:r>
+        <w:t xml:space="preserve"> </w:t>
+      </w:r>
+      <w:r>
+        <w:t xml:space="preserve">name, so the note leads with the label they know the survey by. Leave the</w:t>
+      </w:r>
+      <w:r>
+        <w:t xml:space="preserve"> </w:t>
+      </w:r>
+      <w:r>
+        <w:t xml:space="preserve">prefix in place and type your context after it.</w:t>
       </w:r>
     </w:p>
     <w:bookmarkEnd w:id="26"/>
@@ -1342,13 +1378,48 @@
         <w:pStyle w:val="FirstParagraph"/>
       </w:pPr>
       <w:r>
-        <w:t xml:space="preserve">Recipients get an email invitation with a link to the survey. Clicking it takes</w:t>
-      </w:r>
-      <w:r>
-        <w:t xml:space="preserve"> </w:t>
-      </w:r>
-      <w:r>
-        <w:t xml:space="preserve">them</w:t>
+        <w:t xml:space="preserve">Recipients get an email invitation subject-lined</w:t>
+      </w:r>
+      <w:r>
+        <w:t xml:space="preserve"> </w:t>
+      </w:r>
+      <w:r>
+        <w:rPr>
+          <w:bCs/>
+          <w:b/>
+        </w:rPr>
+        <w:t xml:space="preserve">“</w:t>
+      </w:r>
+      <w:r>
+        <w:rPr>
+          <w:bCs/>
+          <w:b/>
+        </w:rPr>
+        <w:t xml:space="preserve">How did we do? - we would</w:t>
+      </w:r>
+      <w:r>
+        <w:rPr>
+          <w:bCs/>
+          <w:b/>
+        </w:rPr>
+        <w:t xml:space="preserve"> </w:t>
+      </w:r>
+      <w:r>
+        <w:rPr>
+          <w:bCs/>
+          <w:b/>
+        </w:rPr>
+        <w:t xml:space="preserve">value your feedback</w:t>
+      </w:r>
+      <w:r>
+        <w:rPr>
+          <w:bCs/>
+          <w:b/>
+        </w:rPr>
+        <w:t xml:space="preserve">”</w:t>
+      </w:r>
+      <w:r>
+        <w:t xml:space="preserve">, with a link to the survey. Clicking it takes them</w:t>
       </w:r>
       <w:r>
         <w:t xml:space="preserve"> </w:t>
@@ -1371,6 +1442,71 @@
       </w:r>
       <w:r>
         <w:t xml:space="preserve">through.</w:t>
+      </w:r>
+    </w:p>
+    <w:p>
+      <w:pPr>
+        <w:pStyle w:val="BodyText"/>
+      </w:pPr>
+      <w:r>
+        <w:t xml:space="preserve">Customers only ever see the survey called</w:t>
+      </w:r>
+      <w:r>
+        <w:t xml:space="preserve"> </w:t>
+      </w:r>
+      <w:r>
+        <w:rPr>
+          <w:bCs/>
+          <w:b/>
+        </w:rPr>
+        <w:t xml:space="preserve">How did we do?</w:t>
+      </w:r>
+      <w:r>
+        <w:t xml:space="preserve">. The template</w:t>
+      </w:r>
+      <w:r>
+        <w:t xml:space="preserve"> </w:t>
+      </w:r>
+      <w:r>
+        <w:t xml:space="preserve">names you pick from —</w:t>
+      </w:r>
+      <w:r>
+        <w:t xml:space="preserve"> </w:t>
+      </w:r>
+      <w:r>
+        <w:rPr>
+          <w:iCs/>
+          <w:i/>
+        </w:rPr>
+        <w:t xml:space="preserve">Managed Network Services Survey - Manual</w:t>
+      </w:r>
+      <w:r>
+        <w:t xml:space="preserve"> </w:t>
+      </w:r>
+      <w:r>
+        <w:t xml:space="preserve">and</w:t>
+      </w:r>
+      <w:r>
+        <w:t xml:space="preserve"> </w:t>
+      </w:r>
+      <w:r>
+        <w:rPr>
+          <w:iCs/>
+          <w:i/>
+        </w:rPr>
+        <w:t xml:space="preserve">- Automatic</w:t>
+      </w:r>
+      <w:r>
+        <w:t xml:space="preserve"> </w:t>
+      </w:r>
+      <w:r>
+        <w:t xml:space="preserve">— are internal, and the Manual/Automatic distinction is not</w:t>
+      </w:r>
+      <w:r>
+        <w:t xml:space="preserve"> </w:t>
+      </w:r>
+      <w:r>
+        <w:t xml:space="preserve">something a customer needs to know about.</w:t>
       </w:r>
     </w:p>
     <w:p>
@@ -1493,13 +1629,41 @@
         <w:pStyle w:val="BodyText"/>
       </w:pPr>
       <w:r>
-        <w:t xml:space="preserve">When the survey is submitted, the customer gets a thank-you email and the</w:t>
-      </w:r>
-      <w:r>
-        <w:t xml:space="preserve"> </w:t>
-      </w:r>
-      <w:r>
-        <w:t xml:space="preserve">person who raised the request is notified that a response has come in.</w:t>
+        <w:t xml:space="preserve">When the survey is submitted, the customer gets a thank-you email — also using</w:t>
+      </w:r>
+      <w:r>
+        <w:t xml:space="preserve"> </w:t>
+      </w:r>
+      <w:r>
+        <w:t xml:space="preserve">the</w:t>
+      </w:r>
+      <w:r>
+        <w:t xml:space="preserve"> </w:t>
+      </w:r>
+      <w:r>
+        <w:rPr>
+          <w:bCs/>
+          <w:b/>
+        </w:rPr>
+        <w:t xml:space="preserve">How did we do?</w:t>
+      </w:r>
+      <w:r>
+        <w:t xml:space="preserve"> </w:t>
+      </w:r>
+      <w:r>
+        <w:t xml:space="preserve">label — and the person who raised the request is</w:t>
+      </w:r>
+      <w:r>
+        <w:t xml:space="preserve"> </w:t>
+      </w:r>
+      <w:r>
+        <w:t xml:space="preserve">notified that a response has come in. That internal alert names the actual</w:t>
+      </w:r>
+      <w:r>
+        <w:t xml:space="preserve"> </w:t>
+      </w:r>
+      <w:r>
+        <w:t xml:space="preserve">template, so you can tell which survey was answered.</w:t>
       </w:r>
     </w:p>
     <w:p>

--- a/docs/CSAT Survey Portal - User Guide.docx
+++ b/docs/CSAT Survey Portal - User Guide.docx
@@ -523,13 +523,13 @@
       </w:r>
     </w:p>
     <w:bookmarkEnd w:id="22"/>
-    <w:bookmarkStart w:id="23" w:name="recipients"/>
+    <w:bookmarkStart w:id="23" w:name="survey-template"/>
     <w:p>
       <w:pPr>
         <w:pStyle w:val="Heading3"/>
       </w:pPr>
       <w:r>
-        <w:t xml:space="preserve">3.2 Recipients</w:t>
+        <w:t xml:space="preserve">3.2 Survey Template</w:t>
       </w:r>
     </w:p>
     <w:p>
@@ -537,81 +537,29 @@
         <w:pStyle w:val="FirstParagraph"/>
       </w:pPr>
       <w:r>
-        <w:t xml:space="preserve">Two options:</w:t>
-      </w:r>
-    </w:p>
-    <w:p>
-      <w:pPr>
-        <w:pStyle w:val="BodyText"/>
-      </w:pPr>
-      <w:r>
-        <w:rPr>
-          <w:bCs/>
-          <w:b/>
-        </w:rPr>
-        <w:t xml:space="preserve">Account Primary Contact</w:t>
-      </w:r>
-      <w:r>
-        <w:t xml:space="preserve"> </w:t>
-      </w:r>
-      <w:r>
-        <w:t xml:space="preserve">— the main contact recorded against the account.</w:t>
-      </w:r>
-      <w:r>
-        <w:t xml:space="preserve"> </w:t>
-      </w:r>
-      <w:r>
-        <w:t xml:space="preserve">The note under this option reads</w:t>
-      </w:r>
-      <w:r>
-        <w:t xml:space="preserve"> </w:t>
-      </w:r>
-      <w:r>
-        <w:rPr>
-          <w:iCs/>
-          <w:i/>
-        </w:rPr>
-        <w:t xml:space="preserve">“</w:t>
-      </w:r>
-      <w:r>
-        <w:rPr>
-          <w:iCs/>
-          <w:i/>
-        </w:rPr>
-        <w:t xml:space="preserve">Account Primary Contact must have an active</w:t>
-      </w:r>
-      <w:r>
-        <w:rPr>
-          <w:iCs/>
-          <w:i/>
-        </w:rPr>
-        <w:t xml:space="preserve"> </w:t>
-      </w:r>
-      <w:r>
-        <w:rPr>
-          <w:iCs/>
-          <w:i/>
-        </w:rPr>
-        <w:t xml:space="preserve">portal account.</w:t>
-      </w:r>
-      <w:r>
-        <w:rPr>
-          <w:iCs/>
-          <w:i/>
-        </w:rPr>
-        <w:t xml:space="preserve">”</w:t>
-      </w:r>
-      <w:r>
-        <w:t xml:space="preserve"> </w:t>
-      </w:r>
-      <w:r>
-        <w:t xml:space="preserve">If that person cannot be surveyed, the portal says why</w:t>
-      </w:r>
-      <w:r>
-        <w:t xml:space="preserve"> </w:t>
-      </w:r>
-      <w:r>
-        <w:t xml:space="preserve">instead of silently skipping them. Common reasons:</w:t>
+        <w:t xml:space="preserve">Choose the survey</w:t>
+      </w:r>
+      <w:r>
+        <w:t xml:space="preserve"> </w:t>
+      </w:r>
+      <w:r>
+        <w:rPr>
+          <w:bCs/>
+          <w:b/>
+        </w:rPr>
+        <w:t xml:space="preserve">before</w:t>
+      </w:r>
+      <w:r>
+        <w:t xml:space="preserve"> </w:t>
+      </w:r>
+      <w:r>
+        <w:t xml:space="preserve">picking recipients, because who can be contacted</w:t>
+      </w:r>
+      <w:r>
+        <w:t xml:space="preserve"> </w:t>
+      </w:r>
+      <w:r>
+        <w:t xml:space="preserve">depends on it. Two are available:</w:t>
       </w:r>
     </w:p>
     <w:p>
@@ -623,7 +571,17 @@
         <w:pStyle w:val="Compact"/>
       </w:pPr>
       <w:r>
-        <w:t xml:space="preserve">the account has no primary contact recorded;</w:t>
+        <w:rPr>
+          <w:bCs/>
+          <w:b/>
+        </w:rPr>
+        <w:t xml:space="preserve">Managed Network Services Survey - Manual</w:t>
+      </w:r>
+      <w:r>
+        <w:t xml:space="preserve"> </w:t>
+      </w:r>
+      <w:r>
+        <w:t xml:space="preserve">— after a significant or complex incident.</w:t>
       </w:r>
     </w:p>
     <w:p>
@@ -635,19 +593,17 @@
         <w:pStyle w:val="Compact"/>
       </w:pPr>
       <w:r>
-        <w:t xml:space="preserve">the contact has no email address;</w:t>
-      </w:r>
-    </w:p>
-    <w:p>
-      <w:pPr>
-        <w:numPr>
-          <w:ilvl w:val="0"/>
-          <w:numId w:val="1002"/>
-        </w:numPr>
-        <w:pStyle w:val="Compact"/>
-      </w:pPr>
-      <w:r>
-        <w:t xml:space="preserve">the contact’s account is locked out or inactive.</w:t>
+        <w:rPr>
+          <w:bCs/>
+          <w:b/>
+        </w:rPr>
+        <w:t xml:space="preserve">Managed Network Services Survey - Automatic</w:t>
+      </w:r>
+      <w:r>
+        <w:t xml:space="preserve"> </w:t>
+      </w:r>
+      <w:r>
+        <w:t xml:space="preserve">— for regular, ongoing feedback.</w:t>
       </w:r>
     </w:p>
     <w:p>
@@ -655,124 +611,167 @@
         <w:pStyle w:val="FirstParagraph"/>
       </w:pPr>
       <w:r>
-        <w:rPr>
-          <w:bCs/>
-          <w:b/>
-        </w:rPr>
-        <w:t xml:space="preserve">Selected Users only</w:t>
-      </w:r>
-      <w:r>
-        <w:t xml:space="preserve"> </w:t>
-      </w:r>
-      <w:r>
-        <w:t xml:space="preserve">— pick specific people from that account. A filter box</w:t>
-      </w:r>
-      <w:r>
-        <w:t xml:space="preserve"> </w:t>
-      </w:r>
-      <w:r>
-        <w:t xml:space="preserve">narrows a long list, and each person you tick appears as a small chip above so</w:t>
-      </w:r>
-      <w:r>
-        <w:t xml:space="preserve"> </w:t>
-      </w:r>
-      <w:r>
-        <w:t xml:space="preserve">you can see your selection at a glance. The note reads</w:t>
-      </w:r>
-      <w:r>
-        <w:t xml:space="preserve"> </w:t>
-      </w:r>
+        <w:t xml:space="preserve">Above this field is a reminder:</w:t>
+      </w:r>
+    </w:p>
+    <w:p>
+      <w:pPr>
+        <w:pStyle w:val="BlockText"/>
+      </w:pPr>
       <w:r>
         <w:rPr>
           <w:iCs/>
           <w:i/>
         </w:rPr>
-        <w:t xml:space="preserve">“</w:t>
+        <w:t xml:space="preserve">It is possible that these users could have received a Closed Case Survey.</w:t>
+      </w:r>
+    </w:p>
+    <w:p>
+      <w:pPr>
+        <w:pStyle w:val="FirstParagraph"/>
+      </w:pPr>
+      <w:r>
+        <w:t xml:space="preserve">That refers to the separate survey sent automatically when a case closes. If</w:t>
+      </w:r>
+      <w:r>
+        <w:t xml:space="preserve"> </w:t>
+      </w:r>
+      <w:r>
+        <w:t xml:space="preserve">you are concerned about contacting someone too often, check the Close Case</w:t>
+      </w:r>
+      <w:r>
+        <w:t xml:space="preserve"> </w:t>
+      </w:r>
+      <w:r>
+        <w:t xml:space="preserve">Survey report before sending.</w:t>
+      </w:r>
+    </w:p>
+    <w:p>
+      <w:pPr>
+        <w:pStyle w:val="BodyText"/>
+      </w:pPr>
+      <w:r>
+        <w:t xml:space="preserve">If a survey appears greyed out, it has not been published yet and cannot be</w:t>
+      </w:r>
+      <w:r>
+        <w:t xml:space="preserve"> </w:t>
+      </w:r>
+      <w:r>
+        <w:t xml:space="preserve">sent. That needs a survey administrator, not you.</w:t>
+      </w:r>
+    </w:p>
+    <w:bookmarkEnd w:id="23"/>
+    <w:bookmarkStart w:id="24" w:name="recipients"/>
+    <w:p>
+      <w:pPr>
+        <w:pStyle w:val="Heading3"/>
+      </w:pPr>
+      <w:r>
+        <w:t xml:space="preserve">3.3 Recipients</w:t>
+      </w:r>
+    </w:p>
+    <w:p>
+      <w:pPr>
+        <w:pStyle w:val="FirstParagraph"/>
+      </w:pPr>
+      <w:r>
+        <w:t xml:space="preserve">Two tick boxes, and you can use</w:t>
+      </w:r>
+      <w:r>
+        <w:t xml:space="preserve"> </w:t>
+      </w:r>
+      <w:r>
+        <w:rPr>
+          <w:bCs/>
+          <w:b/>
+        </w:rPr>
+        <w:t xml:space="preserve">either or both</w:t>
+      </w:r>
+      <w:r>
+        <w:t xml:space="preserve"> </w:t>
+      </w:r>
+      <w:r>
+        <w:t xml:space="preserve">— some situations call for</w:t>
+      </w:r>
+      <w:r>
+        <w:t xml:space="preserve"> </w:t>
+      </w:r>
+      <w:r>
+        <w:t xml:space="preserve">the account contact and named individuals on the same request.</w:t>
+      </w:r>
+    </w:p>
+    <w:p>
+      <w:pPr>
+        <w:pStyle w:val="BodyText"/>
+      </w:pPr>
+      <w:r>
+        <w:rPr>
+          <w:bCs/>
+          <w:b/>
+        </w:rPr>
+        <w:t xml:space="preserve">Account Primary Contact</w:t>
+      </w:r>
+      <w:r>
+        <w:t xml:space="preserve"> </w:t>
+      </w:r>
+      <w:r>
+        <w:t xml:space="preserve">— the main contact recorded against the account.</w:t>
+      </w:r>
+      <w:r>
+        <w:t xml:space="preserve"> </w:t>
+      </w:r>
+      <w:r>
+        <w:t xml:space="preserve">The note under this option reads</w:t>
+      </w:r>
+      <w:r>
+        <w:t xml:space="preserve"> </w:t>
       </w:r>
       <w:r>
         <w:rPr>
           <w:iCs/>
           <w:i/>
         </w:rPr>
-        <w:t xml:space="preserve">More than one user can</w:t>
+        <w:t xml:space="preserve">“</w:t>
       </w:r>
       <w:r>
         <w:rPr>
           <w:iCs/>
           <w:i/>
         </w:rPr>
-        <w:t xml:space="preserve"> </w:t>
+        <w:t xml:space="preserve">Account Primary Contact must have an active</w:t>
       </w:r>
       <w:r>
         <w:rPr>
           <w:iCs/>
           <w:i/>
         </w:rPr>
-        <w:t xml:space="preserve">be sent the survey.</w:t>
+        <w:t xml:space="preserve"> </w:t>
       </w:r>
       <w:r>
         <w:rPr>
           <w:iCs/>
           <w:i/>
         </w:rPr>
+        <w:t xml:space="preserve">portal account.</w:t>
+      </w:r>
+      <w:r>
+        <w:rPr>
+          <w:iCs/>
+          <w:i/>
+        </w:rPr>
         <w:t xml:space="preserve">”</w:t>
       </w:r>
-    </w:p>
-    <w:p>
-      <w:pPr>
-        <w:pStyle w:val="BodyText"/>
-      </w:pPr>
-      <w:r>
-        <w:t xml:space="preserve">Some people will be listed separately as</w:t>
-      </w:r>
-      <w:r>
-        <w:t xml:space="preserve"> </w:t>
-      </w:r>
-      <w:r>
-        <w:rPr>
-          <w:bCs/>
-          <w:b/>
-        </w:rPr>
-        <w:t xml:space="preserve">ineligible</w:t>
-      </w:r>
-      <w:r>
-        <w:t xml:space="preserve">, with the reason shown.</w:t>
-      </w:r>
-      <w:r>
-        <w:t xml:space="preserve"> </w:t>
-      </w:r>
-      <w:r>
-        <w:t xml:space="preserve">The most common is the 90-day rule described in section 5 — for those, the</w:t>
-      </w:r>
-      <w:r>
-        <w:t xml:space="preserve"> </w:t>
-      </w:r>
-      <w:r>
-        <w:t xml:space="preserve">portal tells you the date they were last surveyed and when they become</w:t>
-      </w:r>
-      <w:r>
-        <w:t xml:space="preserve"> </w:t>
-      </w:r>
-      <w:r>
-        <w:t xml:space="preserve">available again.</w:t>
-      </w:r>
-    </w:p>
-    <w:bookmarkEnd w:id="23"/>
-    <w:bookmarkStart w:id="24" w:name="survey-template"/>
-    <w:p>
-      <w:pPr>
-        <w:pStyle w:val="Heading3"/>
-      </w:pPr>
-      <w:r>
-        <w:t xml:space="preserve">3.3 Survey Template</w:t>
-      </w:r>
-    </w:p>
-    <w:p>
-      <w:pPr>
-        <w:pStyle w:val="FirstParagraph"/>
-      </w:pPr>
-      <w:r>
-        <w:t xml:space="preserve">Choose the survey to send. Two are available:</w:t>
+      <w:r>
+        <w:t xml:space="preserve"> </w:t>
+      </w:r>
+      <w:r>
+        <w:t xml:space="preserve">If that person cannot be surveyed, the portal says why</w:t>
+      </w:r>
+      <w:r>
+        <w:t xml:space="preserve"> </w:t>
+      </w:r>
+      <w:r>
+        <w:t xml:space="preserve">instead of silently skipping them. Common reasons:</w:t>
       </w:r>
     </w:p>
     <w:p>
@@ -784,17 +783,7 @@
         <w:pStyle w:val="Compact"/>
       </w:pPr>
       <w:r>
-        <w:rPr>
-          <w:bCs/>
-          <w:b/>
-        </w:rPr>
-        <w:t xml:space="preserve">Managed Network Services Survey - Manual</w:t>
-      </w:r>
-      <w:r>
-        <w:t xml:space="preserve"> </w:t>
-      </w:r>
-      <w:r>
-        <w:t xml:space="preserve">— after a significant or complex incident.</w:t>
+        <w:t xml:space="preserve">the account has no primary contact recorded;</w:t>
       </w:r>
     </w:p>
     <w:p>
@@ -806,17 +795,19 @@
         <w:pStyle w:val="Compact"/>
       </w:pPr>
       <w:r>
-        <w:rPr>
-          <w:bCs/>
-          <w:b/>
-        </w:rPr>
-        <w:t xml:space="preserve">Managed Network Services Survey - Automatic</w:t>
-      </w:r>
-      <w:r>
-        <w:t xml:space="preserve"> </w:t>
-      </w:r>
-      <w:r>
-        <w:t xml:space="preserve">— for regular, ongoing feedback.</w:t>
+        <w:t xml:space="preserve">the contact has no email address;</w:t>
+      </w:r>
+    </w:p>
+    <w:p>
+      <w:pPr>
+        <w:numPr>
+          <w:ilvl w:val="0"/>
+          <w:numId w:val="1003"/>
+        </w:numPr>
+        <w:pStyle w:val="Compact"/>
+      </w:pPr>
+      <w:r>
+        <w:t xml:space="preserve">the contact’s account is locked out or inactive.</w:t>
       </w:r>
     </w:p>
     <w:p>
@@ -824,39 +815,29 @@
         <w:pStyle w:val="FirstParagraph"/>
       </w:pPr>
       <w:r>
-        <w:t xml:space="preserve">Above this field is a reminder:</w:t>
-      </w:r>
-    </w:p>
-    <w:p>
-      <w:pPr>
-        <w:pStyle w:val="BlockText"/>
-      </w:pPr>
-      <w:r>
-        <w:rPr>
-          <w:iCs/>
-          <w:i/>
-        </w:rPr>
-        <w:t xml:space="preserve">It is possible that these users could have received a Closed Case Survey.</w:t>
-      </w:r>
-    </w:p>
-    <w:p>
-      <w:pPr>
-        <w:pStyle w:val="FirstParagraph"/>
-      </w:pPr>
-      <w:r>
-        <w:t xml:space="preserve">That refers to the separate survey sent automatically when a case closes. If</w:t>
-      </w:r>
-      <w:r>
-        <w:t xml:space="preserve"> </w:t>
-      </w:r>
-      <w:r>
-        <w:t xml:space="preserve">you are concerned about contacting someone too often, check the Close Case</w:t>
-      </w:r>
-      <w:r>
-        <w:t xml:space="preserve"> </w:t>
-      </w:r>
-      <w:r>
-        <w:t xml:space="preserve">Survey report before sending.</w:t>
+        <w:rPr>
+          <w:bCs/>
+          <w:b/>
+        </w:rPr>
+        <w:t xml:space="preserve">Selected Users</w:t>
+      </w:r>
+      <w:r>
+        <w:t xml:space="preserve"> </w:t>
+      </w:r>
+      <w:r>
+        <w:t xml:space="preserve">— pick specific people from that account. A filter box</w:t>
+      </w:r>
+      <w:r>
+        <w:t xml:space="preserve"> </w:t>
+      </w:r>
+      <w:r>
+        <w:t xml:space="preserve">narrows a long list, and each person you tick appears as a small chip above so</w:t>
+      </w:r>
+      <w:r>
+        <w:t xml:space="preserve"> </w:t>
+      </w:r>
+      <w:r>
+        <w:t xml:space="preserve">you can see your selection at a glance.</w:t>
       </w:r>
     </w:p>
     <w:p>
@@ -864,13 +845,88 @@
         <w:pStyle w:val="BodyText"/>
       </w:pPr>
       <w:r>
-        <w:t xml:space="preserve">If a survey ever appears greyed out, it has not been published yet and cannot</w:t>
-      </w:r>
-      <w:r>
-        <w:t xml:space="preserve"> </w:t>
-      </w:r>
-      <w:r>
-        <w:t xml:space="preserve">be sent. That needs a survey administrator, not you.</w:t>
+        <w:t xml:space="preserve">An</w:t>
+      </w:r>
+      <w:r>
+        <w:t xml:space="preserve"> </w:t>
+      </w:r>
+      <w:r>
+        <w:rPr>
+          <w:bCs/>
+          <w:b/>
+        </w:rPr>
+        <w:t xml:space="preserve">All</w:t>
+      </w:r>
+      <w:r>
+        <w:t xml:space="preserve"> </w:t>
+      </w:r>
+      <w:r>
+        <w:t xml:space="preserve">box at the top of the list selects everyone eligible. If you have</w:t>
+      </w:r>
+      <w:r>
+        <w:t xml:space="preserve"> </w:t>
+      </w:r>
+      <w:r>
+        <w:t xml:space="preserve">typed something in the filter, it selects just the people currently shown, so</w:t>
+      </w:r>
+      <w:r>
+        <w:t xml:space="preserve"> </w:t>
+      </w:r>
+      <w:r>
+        <w:t xml:space="preserve">it never quietly picks someone you cannot see.</w:t>
+      </w:r>
+    </w:p>
+    <w:p>
+      <w:pPr>
+        <w:pStyle w:val="BodyText"/>
+      </w:pPr>
+      <w:r>
+        <w:t xml:space="preserve">If you tick both boxes, anyone who appears in both is still only sent one</w:t>
+      </w:r>
+      <w:r>
+        <w:t xml:space="preserve"> </w:t>
+      </w:r>
+      <w:r>
+        <w:t xml:space="preserve">survey.</w:t>
+      </w:r>
+    </w:p>
+    <w:p>
+      <w:pPr>
+        <w:pStyle w:val="BodyText"/>
+      </w:pPr>
+      <w:r>
+        <w:t xml:space="preserve">Some people will be listed separately as</w:t>
+      </w:r>
+      <w:r>
+        <w:t xml:space="preserve"> </w:t>
+      </w:r>
+      <w:r>
+        <w:rPr>
+          <w:bCs/>
+          <w:b/>
+        </w:rPr>
+        <w:t xml:space="preserve">ineligible</w:t>
+      </w:r>
+      <w:r>
+        <w:t xml:space="preserve">, with the reason shown.</w:t>
+      </w:r>
+      <w:r>
+        <w:t xml:space="preserve"> </w:t>
+      </w:r>
+      <w:r>
+        <w:t xml:space="preserve">The most common is the 90-day rule described in section 5 — for those, the</w:t>
+      </w:r>
+      <w:r>
+        <w:t xml:space="preserve"> </w:t>
+      </w:r>
+      <w:r>
+        <w:t xml:space="preserve">portal tells you the date they were last surveyed and when they become</w:t>
+      </w:r>
+      <w:r>
+        <w:t xml:space="preserve"> </w:t>
+      </w:r>
+      <w:r>
+        <w:t xml:space="preserve">available again.</w:t>
       </w:r>
     </w:p>
     <w:bookmarkEnd w:id="24"/>
